--- a/lab_suite/labs/01_01_BeerCoasterTelegraph/submissions/answers.docx
+++ b/lab_suite/labs/01_01_BeerCoasterTelegraph/submissions/answers.docx
@@ -8,10 +8,22 @@
           <w:sz w:val="32"/>
           <w:szCs w:val="24"/>
         </w:rPr>
-        <w:t>Das Bierdeckel-Quiz</w:t>
-      </w:r>
-      <w:r>
-        <w:t xml:space="preserve">  - wir bauen einen Telegrafen mit Bierdeckeln!</w:t>
+        <w:t>Das Bierdeckel-</w:t>
+      </w:r>
+      <w:proofErr w:type="gramStart"/>
+      <w:r>
+        <w:rPr>
+          <w:sz w:val="32"/>
+          <w:szCs w:val="24"/>
+        </w:rPr>
+        <w:t>Quiz</w:t>
+      </w:r>
+      <w:r>
+        <w:t xml:space="preserve">  -</w:t>
+      </w:r>
+      <w:proofErr w:type="gramEnd"/>
+      <w:r>
+        <w:t xml:space="preserve"> wir bauen einen Telegrafen mit Bierdeckeln!</w:t>
       </w:r>
     </w:p>
     <w:p>
@@ -105,7 +117,15 @@
         <w:t>ü</w:t>
       </w:r>
       <w:r>
-        <w:t xml:space="preserve">gel einer Semaphore) und einer </w:t>
+        <w:t xml:space="preserve">gel </w:t>
+      </w:r>
+      <w:proofErr w:type="gramStart"/>
+      <w:r>
+        <w:t>einer Semaphore</w:t>
+      </w:r>
+      <w:proofErr w:type="gramEnd"/>
+      <w:r>
+        <w:t xml:space="preserve">) und einer </w:t>
       </w:r>
       <w:r>
         <w:rPr>
@@ -148,7 +168,15 @@
         <w:t>–</w:t>
       </w:r>
       <w:r>
-        <w:t xml:space="preserve"> und damit </w:t>
+        <w:t xml:space="preserve"> und </w:t>
+      </w:r>
+      <w:proofErr w:type="gramStart"/>
+      <w:r>
+        <w:t>damit</w:t>
+      </w:r>
+      <w:proofErr w:type="gramEnd"/>
+      <w:r>
+        <w:t xml:space="preserve"> </w:t>
       </w:r>
       <w:r>
         <w:rPr>
@@ -277,7 +305,21 @@
         <w:rPr>
           <w:color w:val="0070C0"/>
         </w:rPr>
-        <w:t>von wie vielen Brauereien müssen wir die Bierdeckel auswählen, damit wir mit dem Bierdeckel-Telegrafen den höchsten Informationsgehalt pro Bierdeckelkombination erzielen?</w:t>
+        <w:t xml:space="preserve">von wie vielen Brauereien </w:t>
+      </w:r>
+      <w:proofErr w:type="gramStart"/>
+      <w:r>
+        <w:rPr>
+          <w:color w:val="0070C0"/>
+        </w:rPr>
+        <w:t>müssen</w:t>
+      </w:r>
+      <w:proofErr w:type="gramEnd"/>
+      <w:r>
+        <w:rPr>
+          <w:color w:val="0070C0"/>
+        </w:rPr>
+        <w:t xml:space="preserve"> wir die Bierdeckel auswählen, damit wir mit dem Bierdeckel-Telegrafen den höchsten Informationsgehalt pro Bierdeckelkombination erzielen?</w:t>
       </w:r>
     </w:p>
     <w:p>
@@ -331,7 +373,21 @@
         <w:rPr>
           <w:color w:val="0070C0"/>
         </w:rPr>
-        <w:t>stücken (bzw. die Bierdeckeln zwischen 2 Nachrichten auszutauschen)</w:t>
+        <w:t xml:space="preserve">stücken (bzw. </w:t>
+      </w:r>
+      <w:proofErr w:type="gramStart"/>
+      <w:r>
+        <w:rPr>
+          <w:color w:val="0070C0"/>
+        </w:rPr>
+        <w:t>die Bierdeckeln</w:t>
+      </w:r>
+      <w:proofErr w:type="gramEnd"/>
+      <w:r>
+        <w:rPr>
+          <w:color w:val="0070C0"/>
+        </w:rPr>
+        <w:t xml:space="preserve"> zwischen 2 Nachrichten auszutauschen)</w:t>
       </w:r>
       <w:r>
         <w:rPr>
@@ -394,7 +450,423 @@
         <w:t xml:space="preserve"> kannst!</w:t>
       </w:r>
     </w:p>
-    <w:p/>
+    <w:p>
+      <w:pPr>
+        <w:spacing w:before="100" w:beforeAutospacing="1" w:after="100" w:afterAutospacing="1" w:line="240" w:lineRule="auto"/>
+        <w:rPr>
+          <w:rFonts w:eastAsia="Times New Roman" w:cs="Times New Roman"/>
+          <w:color w:val="000000"/>
+          <w:kern w:val="0"/>
+          <w:szCs w:val="24"/>
+          <w:lang w:eastAsia="de-DE" w:bidi="ar-SA"/>
+          <w14:ligatures w14:val="none"/>
+        </w:rPr>
+      </w:pPr>
+      <w:r>
+        <w:rPr>
+          <w:rFonts w:eastAsia="Times New Roman" w:cs="Times New Roman"/>
+          <w:color w:val="000000"/>
+          <w:kern w:val="0"/>
+          <w:szCs w:val="24"/>
+          <w:lang w:eastAsia="de-DE" w:bidi="ar-SA"/>
+          <w14:ligatures w14:val="none"/>
+        </w:rPr>
+        <w:t>Informationsgehalt pro Nachricht:</w:t>
+      </w:r>
+    </w:p>
+    <w:p>
+      <w:pPr>
+        <w:spacing w:after="0" w:line="240" w:lineRule="auto"/>
+        <w:rPr>
+          <w:rFonts w:eastAsia="Times New Roman" w:cs="Times New Roman"/>
+          <w:kern w:val="0"/>
+          <w:szCs w:val="24"/>
+          <w:lang w:eastAsia="de-DE" w:bidi="ar-SA"/>
+          <w14:ligatures w14:val="none"/>
+        </w:rPr>
+      </w:pPr>
+      <m:oMathPara>
+        <m:oMath>
+          <m:r>
+            <w:rPr>
+              <w:rFonts w:ascii="Cambria Math" w:eastAsia="Times New Roman" w:hAnsi="Cambria Math" w:cs="Times New Roman"/>
+              <w:kern w:val="0"/>
+              <w:szCs w:val="24"/>
+              <w:lang w:eastAsia="de-DE" w:bidi="ar-SA"/>
+              <w14:ligatures w14:val="none"/>
+            </w:rPr>
+            <m:t>G≈</m:t>
+          </m:r>
+          <m:r>
+            <m:rPr>
+              <m:sty m:val="p"/>
+            </m:rPr>
+            <w:rPr>
+              <w:rFonts w:ascii="Cambria Math" w:eastAsia="Times New Roman" w:hAnsi="Cambria Math" w:cs="Times New Roman"/>
+              <w:kern w:val="0"/>
+              <w:szCs w:val="24"/>
+              <w:lang w:eastAsia="de-DE" w:bidi="ar-SA"/>
+              <w14:ligatures w14:val="none"/>
+            </w:rPr>
+            <m:t>15,85</m:t>
+          </m:r>
+          <m:r>
+            <m:rPr>
+              <m:nor/>
+            </m:rPr>
+            <w:rPr>
+              <w:rFonts w:eastAsia="Times New Roman" w:cs="Times New Roman"/>
+              <w:kern w:val="0"/>
+              <w:szCs w:val="24"/>
+              <w:lang w:eastAsia="de-DE" w:bidi="ar-SA"/>
+              <w14:ligatures w14:val="none"/>
+            </w:rPr>
+            <m:t xml:space="preserve"> bit</m:t>
+          </m:r>
+          <m:r>
+            <w:rPr>
+              <w:rFonts w:eastAsia="Times New Roman" w:cs="Times New Roman"/>
+              <w:kern w:val="0"/>
+              <w:szCs w:val="24"/>
+              <w:lang w:eastAsia="de-DE" w:bidi="ar-SA"/>
+              <w14:ligatures w14:val="none"/>
+            </w:rPr>
+            <w:br/>
+          </m:r>
+        </m:oMath>
+      </m:oMathPara>
+    </w:p>
+    <w:p>
+      <w:pPr>
+        <w:spacing w:before="100" w:beforeAutospacing="1" w:after="100" w:afterAutospacing="1" w:line="240" w:lineRule="auto"/>
+        <w:rPr>
+          <w:rFonts w:eastAsia="Times New Roman" w:cs="Times New Roman"/>
+          <w:color w:val="000000"/>
+          <w:kern w:val="0"/>
+          <w:szCs w:val="24"/>
+          <w:lang w:eastAsia="de-DE" w:bidi="ar-SA"/>
+          <w14:ligatures w14:val="none"/>
+        </w:rPr>
+      </w:pPr>
+      <w:r>
+        <w:rPr>
+          <w:rFonts w:eastAsia="Times New Roman" w:cs="Times New Roman"/>
+          <w:color w:val="000000"/>
+          <w:kern w:val="0"/>
+          <w:szCs w:val="24"/>
+          <w:lang w:eastAsia="de-DE" w:bidi="ar-SA"/>
+          <w14:ligatures w14:val="none"/>
+        </w:rPr>
+        <w:t>Anzeigezeit: </w:t>
+      </w:r>
+      <w:r>
+        <w:rPr>
+          <w:rFonts w:eastAsia="Times New Roman" w:cs="Times New Roman"/>
+          <w:b/>
+          <w:bCs/>
+          <w:color w:val="000000"/>
+          <w:kern w:val="0"/>
+          <w:szCs w:val="24"/>
+          <w:lang w:eastAsia="de-DE" w:bidi="ar-SA"/>
+          <w14:ligatures w14:val="none"/>
+        </w:rPr>
+        <w:t>10 s</w:t>
+      </w:r>
+      <w:r>
+        <w:rPr>
+          <w:rFonts w:eastAsia="Times New Roman" w:cs="Times New Roman"/>
+          <w:color w:val="000000"/>
+          <w:kern w:val="0"/>
+          <w:szCs w:val="24"/>
+          <w:lang w:eastAsia="de-DE" w:bidi="ar-SA"/>
+          <w14:ligatures w14:val="none"/>
+        </w:rPr>
+        <w:br/>
+        <w:t>geschätzte Wechselzeit: </w:t>
+      </w:r>
+      <w:r>
+        <w:rPr>
+          <w:rFonts w:eastAsia="Times New Roman" w:cs="Times New Roman"/>
+          <w:b/>
+          <w:bCs/>
+          <w:color w:val="000000"/>
+          <w:kern w:val="0"/>
+          <w:szCs w:val="24"/>
+          <w:lang w:eastAsia="de-DE" w:bidi="ar-SA"/>
+          <w14:ligatures w14:val="none"/>
+        </w:rPr>
+        <w:t>15 s</w:t>
+      </w:r>
+    </w:p>
+    <w:p>
+      <w:pPr>
+        <w:spacing w:after="0" w:line="240" w:lineRule="auto"/>
+        <w:rPr>
+          <w:rFonts w:eastAsia="Times New Roman" w:cs="Times New Roman"/>
+          <w:kern w:val="0"/>
+          <w:szCs w:val="24"/>
+          <w:lang w:eastAsia="de-DE" w:bidi="ar-SA"/>
+          <w14:ligatures w14:val="none"/>
+        </w:rPr>
+      </w:pPr>
+      <m:oMathPara>
+        <m:oMath>
+          <m:r>
+            <w:rPr>
+              <w:rFonts w:ascii="Cambria Math" w:eastAsia="Times New Roman" w:hAnsi="Cambria Math" w:cs="Times New Roman"/>
+              <w:kern w:val="0"/>
+              <w:szCs w:val="24"/>
+              <w:lang w:eastAsia="de-DE" w:bidi="ar-SA"/>
+              <w14:ligatures w14:val="none"/>
+            </w:rPr>
+            <m:t>T=25</m:t>
+          </m:r>
+          <m:r>
+            <m:rPr>
+              <m:nor/>
+            </m:rPr>
+            <w:rPr>
+              <w:rFonts w:eastAsia="Times New Roman" w:cs="Times New Roman"/>
+              <w:kern w:val="0"/>
+              <w:szCs w:val="24"/>
+              <w:lang w:eastAsia="de-DE" w:bidi="ar-SA"/>
+              <w14:ligatures w14:val="none"/>
+            </w:rPr>
+            <m:t xml:space="preserve"> s</m:t>
+          </m:r>
+          <m:r>
+            <w:rPr>
+              <w:rFonts w:eastAsia="Times New Roman" w:cs="Times New Roman"/>
+              <w:kern w:val="0"/>
+              <w:szCs w:val="24"/>
+              <w:lang w:eastAsia="de-DE" w:bidi="ar-SA"/>
+              <w14:ligatures w14:val="none"/>
+            </w:rPr>
+            <w:br/>
+          </m:r>
+        </m:oMath>
+      </m:oMathPara>
+    </w:p>
+    <w:p>
+      <w:pPr>
+        <w:spacing w:before="100" w:beforeAutospacing="1" w:after="100" w:afterAutospacing="1" w:line="240" w:lineRule="auto"/>
+        <w:rPr>
+          <w:rFonts w:eastAsia="Times New Roman" w:cs="Times New Roman"/>
+          <w:color w:val="000000"/>
+          <w:kern w:val="0"/>
+          <w:szCs w:val="24"/>
+          <w:lang w:val="en-US" w:eastAsia="de-DE" w:bidi="ar-SA"/>
+          <w14:ligatures w14:val="none"/>
+        </w:rPr>
+      </w:pPr>
+      <w:proofErr w:type="spellStart"/>
+      <w:r>
+        <w:rPr>
+          <w:rFonts w:eastAsia="Times New Roman" w:cs="Times New Roman"/>
+          <w:color w:val="000000"/>
+          <w:kern w:val="0"/>
+          <w:szCs w:val="24"/>
+          <w:lang w:val="en-US" w:eastAsia="de-DE" w:bidi="ar-SA"/>
+          <w14:ligatures w14:val="none"/>
+        </w:rPr>
+        <w:t>Datenrate</w:t>
+      </w:r>
+      <w:proofErr w:type="spellEnd"/>
+      <w:r>
+        <w:rPr>
+          <w:rFonts w:eastAsia="Times New Roman" w:cs="Times New Roman"/>
+          <w:color w:val="000000"/>
+          <w:kern w:val="0"/>
+          <w:szCs w:val="24"/>
+          <w:lang w:val="en-US" w:eastAsia="de-DE" w:bidi="ar-SA"/>
+          <w14:ligatures w14:val="none"/>
+        </w:rPr>
+        <w:t>:</w:t>
+      </w:r>
+    </w:p>
+    <w:p>
+      <w:pPr>
+        <w:spacing w:after="0" w:line="240" w:lineRule="auto"/>
+        <w:rPr>
+          <w:rFonts w:eastAsia="Times New Roman" w:cs="Times New Roman"/>
+          <w:kern w:val="0"/>
+          <w:szCs w:val="24"/>
+          <w:lang w:val="en-US" w:eastAsia="de-DE" w:bidi="ar-SA"/>
+          <w14:ligatures w14:val="none"/>
+        </w:rPr>
+      </w:pPr>
+      <m:oMathPara>
+        <m:oMath>
+          <m:r>
+            <w:rPr>
+              <w:rFonts w:ascii="Cambria Math" w:eastAsia="Times New Roman" w:hAnsi="Cambria Math" w:cs="Times New Roman"/>
+              <w:kern w:val="0"/>
+              <w:szCs w:val="24"/>
+              <w:lang w:eastAsia="de-DE" w:bidi="ar-SA"/>
+              <w14:ligatures w14:val="none"/>
+            </w:rPr>
+            <m:t>R</m:t>
+          </m:r>
+          <m:r>
+            <w:rPr>
+              <w:rFonts w:ascii="Cambria Math" w:eastAsia="Times New Roman" w:hAnsi="Cambria Math" w:cs="Times New Roman"/>
+              <w:kern w:val="0"/>
+              <w:szCs w:val="24"/>
+              <w:lang w:val="en-US" w:eastAsia="de-DE" w:bidi="ar-SA"/>
+              <w14:ligatures w14:val="none"/>
+            </w:rPr>
+            <m:t>=</m:t>
+          </m:r>
+          <m:f>
+            <m:fPr>
+              <m:ctrlPr>
+                <w:rPr>
+                  <w:rFonts w:ascii="Cambria Math" w:eastAsia="Times New Roman" w:hAnsi="Cambria Math" w:cs="Times New Roman"/>
+                  <w:kern w:val="0"/>
+                  <w:szCs w:val="24"/>
+                  <w:lang w:eastAsia="de-DE" w:bidi="ar-SA"/>
+                  <w14:ligatures w14:val="none"/>
+                </w:rPr>
+              </m:ctrlPr>
+            </m:fPr>
+            <m:num>
+              <m:r>
+                <w:rPr>
+                  <w:rFonts w:ascii="Cambria Math" w:eastAsia="Times New Roman" w:hAnsi="Cambria Math" w:cs="Times New Roman"/>
+                  <w:kern w:val="0"/>
+                  <w:szCs w:val="24"/>
+                  <w:lang w:eastAsia="de-DE" w:bidi="ar-SA"/>
+                  <w14:ligatures w14:val="none"/>
+                </w:rPr>
+                <m:t>G</m:t>
+              </m:r>
+            </m:num>
+            <m:den>
+              <m:r>
+                <w:rPr>
+                  <w:rFonts w:ascii="Cambria Math" w:eastAsia="Times New Roman" w:hAnsi="Cambria Math" w:cs="Times New Roman"/>
+                  <w:kern w:val="0"/>
+                  <w:szCs w:val="24"/>
+                  <w:lang w:eastAsia="de-DE" w:bidi="ar-SA"/>
+                  <w14:ligatures w14:val="none"/>
+                </w:rPr>
+                <m:t>T</m:t>
+              </m:r>
+            </m:den>
+          </m:f>
+          <m:r>
+            <w:rPr>
+              <w:rFonts w:ascii="Cambria Math" w:eastAsia="Times New Roman" w:hAnsi="Cambria Math" w:cs="Times New Roman"/>
+              <w:kern w:val="0"/>
+              <w:szCs w:val="24"/>
+              <w:lang w:val="en-US" w:eastAsia="de-DE" w:bidi="ar-SA"/>
+              <w14:ligatures w14:val="none"/>
+            </w:rPr>
+            <m:t>=</m:t>
+          </m:r>
+          <m:f>
+            <m:fPr>
+              <m:ctrlPr>
+                <w:rPr>
+                  <w:rFonts w:ascii="Cambria Math" w:eastAsia="Times New Roman" w:hAnsi="Cambria Math" w:cs="Times New Roman"/>
+                  <w:kern w:val="0"/>
+                  <w:szCs w:val="24"/>
+                  <w:lang w:eastAsia="de-DE" w:bidi="ar-SA"/>
+                  <w14:ligatures w14:val="none"/>
+                </w:rPr>
+              </m:ctrlPr>
+            </m:fPr>
+            <m:num>
+              <m:r>
+                <m:rPr>
+                  <m:sty m:val="p"/>
+                </m:rPr>
+                <w:rPr>
+                  <w:rFonts w:ascii="Cambria Math" w:eastAsia="Times New Roman" w:hAnsi="Cambria Math" w:cs="Times New Roman"/>
+                  <w:kern w:val="0"/>
+                  <w:szCs w:val="24"/>
+                  <w:lang w:val="en-US" w:eastAsia="de-DE" w:bidi="ar-SA"/>
+                  <w14:ligatures w14:val="none"/>
+                </w:rPr>
+                <m:t>15,85</m:t>
+              </m:r>
+            </m:num>
+            <m:den>
+              <m:r>
+                <w:rPr>
+                  <w:rFonts w:ascii="Cambria Math" w:eastAsia="Times New Roman" w:hAnsi="Cambria Math" w:cs="Times New Roman"/>
+                  <w:kern w:val="0"/>
+                  <w:szCs w:val="24"/>
+                  <w:lang w:val="en-US" w:eastAsia="de-DE" w:bidi="ar-SA"/>
+                  <w14:ligatures w14:val="none"/>
+                </w:rPr>
+                <m:t>25</m:t>
+              </m:r>
+            </m:den>
+          </m:f>
+          <m:r>
+            <w:rPr>
+              <w:rFonts w:ascii="Cambria Math" w:eastAsia="Times New Roman" w:hAnsi="Cambria Math" w:cs="Times New Roman"/>
+              <w:kern w:val="0"/>
+              <w:szCs w:val="24"/>
+              <w:lang w:val="en-US" w:eastAsia="de-DE" w:bidi="ar-SA"/>
+              <w14:ligatures w14:val="none"/>
+            </w:rPr>
+            <m:t>≈</m:t>
+          </m:r>
+          <m:r>
+            <m:rPr>
+              <m:sty m:val="p"/>
+            </m:rPr>
+            <w:rPr>
+              <w:rFonts w:ascii="Cambria Math" w:eastAsia="Times New Roman" w:hAnsi="Cambria Math" w:cs="Times New Roman"/>
+              <w:kern w:val="0"/>
+              <w:szCs w:val="24"/>
+              <w:lang w:val="en-US" w:eastAsia="de-DE" w:bidi="ar-SA"/>
+              <w14:ligatures w14:val="none"/>
+            </w:rPr>
+            <m:t>0,63</m:t>
+          </m:r>
+          <m:r>
+            <m:rPr>
+              <m:nor/>
+            </m:rPr>
+            <w:rPr>
+              <w:rFonts w:eastAsia="Times New Roman" w:cs="Times New Roman"/>
+              <w:kern w:val="0"/>
+              <w:szCs w:val="24"/>
+              <w:lang w:val="en-US" w:eastAsia="de-DE" w:bidi="ar-SA"/>
+              <w14:ligatures w14:val="none"/>
+            </w:rPr>
+            <m:t xml:space="preserve"> bit/s</m:t>
+          </m:r>
+          <m:r>
+            <w:rPr>
+              <w:rFonts w:eastAsia="Times New Roman" w:cs="Times New Roman"/>
+              <w:kern w:val="0"/>
+              <w:szCs w:val="24"/>
+              <w:lang w:val="en-US" w:eastAsia="de-DE" w:bidi="ar-SA"/>
+              <w14:ligatures w14:val="none"/>
+            </w:rPr>
+            <w:br/>
+          </m:r>
+        </m:oMath>
+      </m:oMathPara>
+    </w:p>
+    <w:p>
+      <w:pPr>
+        <w:rPr>
+          <w:lang w:val="en-US"/>
+        </w:rPr>
+      </w:pPr>
+    </w:p>
+    <w:p>
+      <w:pPr>
+        <w:rPr>
+          <w:lang w:val="en-US"/>
+        </w:rPr>
+      </w:pPr>
+    </w:p>
     <w:p>
       <w:r>
         <w:t xml:space="preserve">Nach der Bearbeitung der Aufgabe und ggf. Überprüfung mit </w:t>
@@ -1442,6 +1914,40 @@
       <w:spacing w:val="5"/>
     </w:rPr>
   </w:style>
+  <w:style w:type="paragraph" w:styleId="StandardWeb">
+    <w:name w:val="Normal (Web)"/>
+    <w:basedOn w:val="Standard"/>
+    <w:uiPriority w:val="99"/>
+    <w:semiHidden/>
+    <w:unhideWhenUsed/>
+    <w:rsid w:val="0033469F"/>
+    <w:pPr>
+      <w:spacing w:before="100" w:beforeAutospacing="1" w:after="100" w:afterAutospacing="1" w:line="240" w:lineRule="auto"/>
+    </w:pPr>
+    <w:rPr>
+      <w:rFonts w:ascii="Times New Roman" w:eastAsia="Times New Roman" w:hAnsi="Times New Roman" w:cs="Times New Roman"/>
+      <w:kern w:val="0"/>
+      <w:szCs w:val="24"/>
+      <w:lang w:eastAsia="de-DE" w:bidi="ar-SA"/>
+      <w14:ligatures w14:val="none"/>
+    </w:rPr>
+  </w:style>
+  <w:style w:type="character" w:customStyle="1" w:styleId="apple-converted-space">
+    <w:name w:val="apple-converted-space"/>
+    <w:basedOn w:val="Absatz-Standardschriftart"/>
+    <w:rsid w:val="0033469F"/>
+  </w:style>
+  <w:style w:type="character" w:styleId="Fett">
+    <w:name w:val="Strong"/>
+    <w:basedOn w:val="Absatz-Standardschriftart"/>
+    <w:uiPriority w:val="22"/>
+    <w:qFormat/>
+    <w:rsid w:val="0033469F"/>
+    <w:rPr>
+      <w:b/>
+      <w:bCs/>
+    </w:rPr>
+  </w:style>
 </w:styles>
 </file>
 
